--- a/business-plan/会長ご説明資料_生活介護事業所開設.docx
+++ b/business-plan/会長ご説明資料_生活介護事業所開設.docx
@@ -1464,7 +1464,7 @@
           <w:sz w:val="20"/>
           <w:szCs w:val="20"/>
         </w:rPr>
-        <w:t xml:space="preserve">この5年間の累積赤字を含めた「真の必要資金総額」は約1億849万円(設備投資等 約2,865万円＋5年間の累積運転資金 約7,984万円)と試算しています。自己資金・日本政策金融公庫等での調達を進めていますが、現時点の調達見込みは約4,000万円にとどまり、約6,849万円の資金ギャップが最重要課題となっています。</w:t>
+        <w:t xml:space="preserve">この5年間の累積赤字を含めた「真の必要資金総額」は約1億849万円(設備投資等 約2,865万円＋5年間の累積運転資金 約7,984万円)と試算しています。日本政策金融公庫等での調達を進めていますが、現時点の調達見込みは約3,500万円にとどまり、約7,349万円の資金ギャップが最重要課題となっています。</w:t>
       </w:r>
     </w:p>
     <w:tbl>
@@ -1593,7 +1593,7 @@
                 <w:sz w:val="17"/>
                 <w:szCs w:val="17"/>
               </w:rPr>
-              <w:t xml:space="preserve">自己資金(丸山・豊口合計)</w:t>
+              <w:t xml:space="preserve">日本政策金融公庫 創業融資</w:t>
             </w:r>
           </w:p>
         </w:tc>
@@ -1619,7 +1619,7 @@
                 <w:sz w:val="17"/>
                 <w:szCs w:val="17"/>
               </w:rPr>
-              <w:t xml:space="preserve">500万円</w:t>
+              <w:t xml:space="preserve">1,500万円</w:t>
             </w:r>
           </w:p>
         </w:tc>
@@ -1645,7 +1645,7 @@
                 <w:sz w:val="17"/>
                 <w:szCs w:val="17"/>
               </w:rPr>
-              <w:t xml:space="preserve">要確定</w:t>
+              <w:t xml:space="preserve">要申込・審査</w:t>
             </w:r>
           </w:p>
         </w:tc>
@@ -1674,7 +1674,7 @@
                 <w:sz w:val="17"/>
                 <w:szCs w:val="17"/>
               </w:rPr>
-              <w:t xml:space="preserve">日本政策金融公庫 創業融資</w:t>
+              <w:t xml:space="preserve">会長からのご相談</w:t>
             </w:r>
           </w:p>
         </w:tc>
@@ -1728,7 +1728,7 @@
                 <w:sz w:val="17"/>
                 <w:szCs w:val="17"/>
               </w:rPr>
-              <w:t xml:space="preserve">要申込・審査</w:t>
+              <w:t xml:space="preserve">本資料でご相談</w:t>
             </w:r>
           </w:p>
         </w:tc>
@@ -1756,7 +1756,7 @@
                 <w:sz w:val="17"/>
                 <w:szCs w:val="17"/>
               </w:rPr>
-              <w:t xml:space="preserve">会長からのご相談</w:t>
+              <w:t xml:space="preserve">地方銀行・信用金庫 制度融資</w:t>
             </w:r>
           </w:p>
         </w:tc>
@@ -1782,7 +1782,7 @@
                 <w:sz w:val="17"/>
                 <w:szCs w:val="17"/>
               </w:rPr>
-              <w:t xml:space="preserve">1,500万円</w:t>
+              <w:t xml:space="preserve">500万円</w:t>
             </w:r>
           </w:p>
         </w:tc>
@@ -1808,7 +1808,7 @@
                 <w:sz w:val="17"/>
                 <w:szCs w:val="17"/>
               </w:rPr>
-              <w:t xml:space="preserve">本資料でご相談</w:t>
+              <w:t xml:space="preserve">要申込・審査</w:t>
             </w:r>
           </w:p>
         </w:tc>
@@ -1837,7 +1837,7 @@
                 <w:sz w:val="17"/>
                 <w:szCs w:val="17"/>
               </w:rPr>
-              <w:t xml:space="preserve">地方銀行・信用金庫 制度融資</w:t>
+              <w:t xml:space="preserve">調達合計</w:t>
             </w:r>
           </w:p>
         </w:tc>
@@ -1864,7 +1864,7 @@
                 <w:sz w:val="17"/>
                 <w:szCs w:val="17"/>
               </w:rPr>
-              <w:t xml:space="preserve">500万円</w:t>
+              <w:t xml:space="preserve">3,500万円</w:t>
             </w:r>
           </w:p>
         </w:tc>
@@ -1891,7 +1891,7 @@
                 <w:sz w:val="17"/>
                 <w:szCs w:val="17"/>
               </w:rPr>
-              <w:t xml:space="preserve">要申込・審査</w:t>
+              <w:t xml:space="preserve"/>
             </w:r>
           </w:p>
         </w:tc>
@@ -1919,7 +1919,7 @@
                 <w:sz w:val="17"/>
                 <w:szCs w:val="17"/>
               </w:rPr>
-              <w:t xml:space="preserve">調達合計</w:t>
+              <w:t xml:space="preserve">資金ギャップ</w:t>
             </w:r>
           </w:p>
         </w:tc>
@@ -1945,96 +1945,13 @@
                 <w:sz w:val="17"/>
                 <w:szCs w:val="17"/>
               </w:rPr>
-              <w:t xml:space="preserve">4,000万円</w:t>
+              <w:t xml:space="preserve">約▲7,349万円</w:t>
             </w:r>
           </w:p>
         </w:tc>
         <w:tc>
           <w:tcPr>
             <w:tcW w:type="dxa" w:w="3700"/>
-            <w:tcMar>
-              <w:top w:type="dxa" w:w="40"/>
-              <w:left w:type="dxa" w:w="90"/>
-              <w:bottom w:type="dxa" w:w="40"/>
-              <w:right w:type="dxa" w:w="90"/>
-            </w:tcMar>
-          </w:tcPr>
-          <w:p>
-            <w:pPr>
-              <w:jc w:val="left"/>
-            </w:pPr>
-            <w:r>
-              <w:rPr>
-                <w:rFonts w:ascii="Yu Gothic" w:cs="Yu Gothic" w:eastAsia="Yu Gothic" w:hAnsi="Yu Gothic"/>
-                <w:b w:val="false"/>
-                <w:bCs w:val="false"/>
-                <w:sz w:val="17"/>
-                <w:szCs w:val="17"/>
-              </w:rPr>
-              <w:t xml:space="preserve"/>
-            </w:r>
-          </w:p>
-        </w:tc>
-      </w:tr>
-      <w:tr>
-        <w:tc>
-          <w:tcPr>
-            <w:tcW w:type="dxa" w:w="2600"/>
-            <w:shd w:fill="DCE6F1" w:val="clear"/>
-            <w:tcMar>
-              <w:top w:type="dxa" w:w="40"/>
-              <w:left w:type="dxa" w:w="90"/>
-              <w:bottom w:type="dxa" w:w="40"/>
-              <w:right w:type="dxa" w:w="90"/>
-            </w:tcMar>
-          </w:tcPr>
-          <w:p>
-            <w:pPr>
-              <w:jc w:val="left"/>
-            </w:pPr>
-            <w:r>
-              <w:rPr>
-                <w:rFonts w:ascii="Yu Gothic" w:cs="Yu Gothic" w:eastAsia="Yu Gothic" w:hAnsi="Yu Gothic"/>
-                <w:b w:val="false"/>
-                <w:bCs w:val="false"/>
-                <w:sz w:val="17"/>
-                <w:szCs w:val="17"/>
-              </w:rPr>
-              <w:t xml:space="preserve">資金ギャップ</w:t>
-            </w:r>
-          </w:p>
-        </w:tc>
-        <w:tc>
-          <w:tcPr>
-            <w:tcW w:type="dxa" w:w="1800"/>
-            <w:shd w:fill="DCE6F1" w:val="clear"/>
-            <w:tcMar>
-              <w:top w:type="dxa" w:w="40"/>
-              <w:left w:type="dxa" w:w="90"/>
-              <w:bottom w:type="dxa" w:w="40"/>
-              <w:right w:type="dxa" w:w="90"/>
-            </w:tcMar>
-          </w:tcPr>
-          <w:p>
-            <w:pPr>
-              <w:jc w:val="left"/>
-            </w:pPr>
-            <w:r>
-              <w:rPr>
-                <w:rFonts w:ascii="Yu Gothic" w:cs="Yu Gothic" w:eastAsia="Yu Gothic" w:hAnsi="Yu Gothic"/>
-                <w:b w:val="false"/>
-                <w:bCs w:val="false"/>
-                <w:sz w:val="17"/>
-                <w:szCs w:val="17"/>
-              </w:rPr>
-              <w:t xml:space="preserve">約▲6,849万円</w:t>
-            </w:r>
-          </w:p>
-        </w:tc>
-        <w:tc>
-          <w:tcPr>
-            <w:tcW w:type="dxa" w:w="3700"/>
-            <w:shd w:fill="DCE6F1" w:val="clear"/>
             <w:tcMar>
               <w:top w:type="dxa" w:w="40"/>
               <w:left w:type="dxa" w:w="90"/>
